--- a/Gabriel/Vue/GABRIEL POPA.docx
+++ b/Gabriel/Vue/GABRIEL POPA.docx
@@ -12,22 +12,34 @@
         <w:jc w:val="center"/>
         <w:rPr>
           <w:rStyle w:val="Strong"/>
-          <w:rFonts w:ascii="Arial Black" w:hAnsi="Arial Black"/>
+          <w:rFonts w:ascii="Stencil" w:hAnsi="Stencil" w:cs="Helvetica"/>
           <w:color w:val="4472C4" w:themeColor="accent5"/>
-          <w:sz w:val="72"/>
+          <w:sz w:val="44"/>
           <w:szCs w:val="96"/>
         </w:rPr>
       </w:pPr>
       <w:r>
         <w:rPr>
           <w:rStyle w:val="Strong"/>
-          <w:rFonts w:ascii="Arial Black" w:hAnsi="Arial Black"/>
+          <w:rFonts w:ascii="Stencil" w:hAnsi="Stencil" w:cs="Helvetica"/>
           <w:color w:val="4472C4" w:themeColor="accent5"/>
-          <w:sz w:val="72"/>
+          <w:sz w:val="44"/>
           <w:szCs w:val="96"/>
         </w:rPr>
-        <w:t>GABRIEL POPA</w:t>
-      </w:r>
+        <w:t xml:space="preserve">Gabriel </w:t>
+      </w:r>
+      <w:proofErr w:type="spellStart"/>
+      <w:r>
+        <w:rPr>
+          <w:rStyle w:val="Strong"/>
+          <w:rFonts w:ascii="Stencil" w:hAnsi="Stencil" w:cs="Helvetica"/>
+          <w:color w:val="4472C4" w:themeColor="accent5"/>
+          <w:sz w:val="44"/>
+          <w:szCs w:val="96"/>
+        </w:rPr>
+        <w:t>Popa</w:t>
+      </w:r>
+      <w:proofErr w:type="spellEnd"/>
     </w:p>
     <w:p>
       <w:pPr>
@@ -38,76 +50,59 @@
         <w:spacing w:beforeAutospacing="0" w:afterAutospacing="0"/>
         <w:jc w:val="center"/>
         <w:rPr>
+          <w:rFonts w:ascii="Helvetica" w:hAnsi="Helvetica" w:cs="Helvetica"/>
           <w:b/>
           <w:bCs/>
           <w:color w:val="4472C4" w:themeColor="accent5"/>
-          <w:sz w:val="28"/>
-          <w:szCs w:val="36"/>
-        </w:rPr>
-      </w:pPr>
-      <w:r>
-        <w:rPr>
+          <w:sz w:val="22"/>
+          <w:szCs w:val="22"/>
+        </w:rPr>
+      </w:pPr>
+      <w:r>
+        <w:rPr>
+          <w:rFonts w:ascii="Helvetica" w:hAnsi="Helvetica" w:cs="Helvetica"/>
           <w:b/>
           <w:bCs/>
           <w:color w:val="4472C4" w:themeColor="accent5"/>
-          <w:szCs w:val="36"/>
-        </w:rPr>
-        <w:t>Senior Software Engineer</w:t>
-      </w:r>
-      <w:r>
-        <w:rPr>
+          <w:sz w:val="22"/>
+          <w:szCs w:val="22"/>
+        </w:rPr>
+        <w:t>Senior Software Engineer –</w:t>
+      </w:r>
+      <w:r>
+        <w:rPr>
+          <w:rFonts w:ascii="Helvetica" w:hAnsi="Helvetica" w:cs="Helvetica"/>
           <w:b/>
           <w:bCs/>
           <w:color w:val="4472C4" w:themeColor="accent5"/>
-          <w:szCs w:val="36"/>
+          <w:sz w:val="22"/>
+          <w:szCs w:val="22"/>
         </w:rPr>
         <w:t xml:space="preserve"> </w:t>
       </w:r>
-      <w:r>
-        <w:rPr>
+      <w:proofErr w:type="spellStart"/>
+      <w:r>
+        <w:rPr>
+          <w:rFonts w:ascii="Helvetica" w:hAnsi="Helvetica" w:cs="Helvetica"/>
           <w:b/>
           <w:bCs/>
           <w:color w:val="4472C4" w:themeColor="accent5"/>
-          <w:szCs w:val="36"/>
-        </w:rPr>
-        <w:t>-</w:t>
-      </w:r>
-      <w:r>
-        <w:rPr>
-          <w:sz w:val="22"/>
-        </w:rPr>
-        <w:t xml:space="preserve"> </w:t>
-      </w:r>
-      <w:proofErr w:type="spellStart"/>
-      <w:r>
-        <w:rPr>
+          <w:sz w:val="22"/>
+          <w:szCs w:val="22"/>
+        </w:rPr>
+        <w:t>Vue</w:t>
+      </w:r>
+      <w:proofErr w:type="spellEnd"/>
+      <w:r>
+        <w:rPr>
+          <w:rFonts w:ascii="Helvetica" w:hAnsi="Helvetica" w:cs="Helvetica"/>
           <w:b/>
           <w:bCs/>
           <w:color w:val="4472C4" w:themeColor="accent5"/>
-          <w:szCs w:val="36"/>
-        </w:rPr>
-        <w:t>Vue</w:t>
-      </w:r>
-      <w:proofErr w:type="spellEnd"/>
-      <w:r>
-        <w:rPr>
-          <w:b/>
-          <w:bCs/>
-          <w:color w:val="4472C4" w:themeColor="accent5"/>
-          <w:szCs w:val="36"/>
-        </w:rPr>
-        <w:t xml:space="preserve"> </w:t>
-      </w:r>
-      <w:bookmarkStart w:id="0" w:name="_GoBack"/>
-      <w:bookmarkEnd w:id="0"/>
-      <w:r>
-        <w:rPr>
-          <w:b/>
-          <w:bCs/>
-          <w:color w:val="4472C4" w:themeColor="accent5"/>
-          <w:szCs w:val="36"/>
-        </w:rPr>
-        <w:t>• AWS</w:t>
+          <w:sz w:val="22"/>
+          <w:szCs w:val="22"/>
+        </w:rPr>
+        <w:t xml:space="preserve"> • AWS</w:t>
       </w:r>
     </w:p>
     <w:p>
@@ -118,22 +113,22 @@
         <w:jc w:val="center"/>
         <w:rPr>
           <w:rStyle w:val="NormalWebChar"/>
-          <w:rFonts w:asciiTheme="majorBidi" w:hAnsiTheme="majorBidi" w:cstheme="majorBidi"/>
+          <w:rFonts w:ascii="Cambria" w:hAnsi="Cambria" w:cstheme="majorBidi"/>
           <w:bCs/>
           <w:color w:val="000000" w:themeColor="text1"/>
-          <w:sz w:val="20"/>
-          <w:szCs w:val="27"/>
+          <w:sz w:val="21"/>
+          <w:szCs w:val="21"/>
         </w:rPr>
       </w:pPr>
       <w:proofErr w:type="spellStart"/>
       <w:r>
         <w:rPr>
           <w:rStyle w:val="NormalWebChar"/>
-          <w:rFonts w:asciiTheme="majorBidi" w:hAnsiTheme="majorBidi" w:cstheme="majorBidi"/>
+          <w:rFonts w:ascii="Cambria" w:hAnsi="Cambria" w:cstheme="majorBidi"/>
           <w:bCs/>
           <w:color w:val="000000" w:themeColor="text1"/>
-          <w:sz w:val="20"/>
-          <w:szCs w:val="28"/>
+          <w:sz w:val="21"/>
+          <w:szCs w:val="21"/>
         </w:rPr>
         <w:t>Cluj</w:t>
       </w:r>
@@ -141,66 +136,68 @@
       <w:r>
         <w:rPr>
           <w:rStyle w:val="NormalWebChar"/>
-          <w:rFonts w:asciiTheme="majorBidi" w:hAnsiTheme="majorBidi" w:cstheme="majorBidi"/>
+          <w:rFonts w:ascii="Cambria" w:hAnsi="Cambria" w:cstheme="majorBidi"/>
           <w:bCs/>
           <w:color w:val="000000" w:themeColor="text1"/>
-          <w:sz w:val="20"/>
-          <w:szCs w:val="28"/>
-        </w:rPr>
-        <w:t>, Romania</w:t>
-      </w:r>
-      <w:r>
-        <w:rPr>
-          <w:rStyle w:val="NormalWebChar"/>
-          <w:rFonts w:asciiTheme="majorBidi" w:hAnsiTheme="majorBidi" w:cstheme="majorBidi"/>
+          <w:sz w:val="21"/>
+          <w:szCs w:val="21"/>
+        </w:rPr>
+        <w:t xml:space="preserve">, Romania | +40 764309991 | </w:t>
+      </w:r>
+      <w:r>
+        <w:rPr>
+          <w:rFonts w:ascii="Cambria" w:eastAsia="Times New Roman" w:hAnsi="Cambria" w:cstheme="majorBidi"/>
           <w:bCs/>
           <w:color w:val="000000" w:themeColor="text1"/>
-          <w:sz w:val="20"/>
-          <w:szCs w:val="28"/>
-        </w:rPr>
-        <w:t xml:space="preserve"> | </w:t>
-      </w:r>
-      <w:r>
-        <w:rPr>
-          <w:rStyle w:val="NormalWebChar"/>
-          <w:rFonts w:asciiTheme="majorBidi" w:hAnsiTheme="majorBidi" w:cstheme="majorBidi"/>
+          <w:sz w:val="21"/>
+          <w:szCs w:val="21"/>
+          <w:lang w:eastAsia="en-US"/>
+        </w:rPr>
+        <w:t>popagabrial0523@gmail.com</w:t>
+      </w:r>
+      <w:r>
+        <w:rPr>
+          <w:rFonts w:ascii="Cambria" w:eastAsia="Times New Roman" w:hAnsi="Cambria" w:cstheme="majorBidi"/>
           <w:bCs/>
           <w:color w:val="000000" w:themeColor="text1"/>
-          <w:sz w:val="20"/>
-          <w:szCs w:val="28"/>
-        </w:rPr>
-        <w:t xml:space="preserve">+40 764309991 | </w:t>
-      </w:r>
-      <w:r>
-        <w:rPr>
-          <w:rFonts w:asciiTheme="majorBidi" w:eastAsia="Times New Roman" w:hAnsiTheme="majorBidi" w:cstheme="majorBidi"/>
+          <w:sz w:val="21"/>
+          <w:szCs w:val="21"/>
+          <w:lang w:eastAsia="en-US"/>
+        </w:rPr>
+        <w:t xml:space="preserve"> </w:t>
+      </w:r>
+      <w:r>
+        <w:rPr>
+          <w:rFonts w:ascii="Cambria" w:eastAsia="Times New Roman" w:hAnsi="Cambria" w:cstheme="majorBidi"/>
           <w:bCs/>
           <w:color w:val="000000" w:themeColor="text1"/>
-          <w:szCs w:val="27"/>
-          <w:lang w:eastAsia="en-US"/>
-        </w:rPr>
-        <w:t>popagabriel0523@outlook.com</w:t>
-      </w:r>
-      <w:r>
-        <w:rPr>
-          <w:rFonts w:asciiTheme="majorBidi" w:eastAsia="Times New Roman" w:hAnsiTheme="majorBidi" w:cstheme="majorBidi"/>
+          <w:sz w:val="21"/>
+          <w:szCs w:val="21"/>
+          <w:lang w:eastAsia="en-US"/>
+        </w:rPr>
+        <w:t xml:space="preserve">| </w:t>
+      </w:r>
+      <w:r>
+        <w:rPr>
+          <w:rStyle w:val="NormalWebChar"/>
+          <w:rFonts w:ascii="Cambria" w:hAnsi="Cambria" w:cstheme="majorBidi"/>
           <w:bCs/>
           <w:color w:val="000000" w:themeColor="text1"/>
-          <w:szCs w:val="27"/>
-          <w:lang w:eastAsia="en-US"/>
-        </w:rPr>
-        <w:t xml:space="preserve"> | </w:t>
+          <w:sz w:val="21"/>
+          <w:szCs w:val="21"/>
+        </w:rPr>
+        <w:t>linkedi</w:t>
       </w:r>
       <w:r>
         <w:rPr>
           <w:rStyle w:val="NormalWebChar"/>
-          <w:rFonts w:asciiTheme="majorBidi" w:hAnsiTheme="majorBidi" w:cstheme="majorBidi"/>
+          <w:rFonts w:ascii="Cambria" w:hAnsi="Cambria" w:cstheme="majorBidi"/>
           <w:bCs/>
           <w:color w:val="000000" w:themeColor="text1"/>
-          <w:sz w:val="20"/>
-          <w:szCs w:val="27"/>
-        </w:rPr>
-        <w:t>https://www.linkedin.com/in/gabriel-popa-89ba643a4/</w:t>
+          <w:sz w:val="21"/>
+          <w:szCs w:val="21"/>
+        </w:rPr>
+        <w:t>n.com/in/gabriel-popa-89ba643a4</w:t>
       </w:r>
     </w:p>
     <w:p>
@@ -212,21 +209,21 @@
         <w:spacing w:before="100" w:after="120" w:afterAutospacing="0"/>
         <w:jc w:val="both"/>
         <w:rPr>
-          <w:rFonts w:ascii="Arial Black" w:hAnsi="Arial Black" w:cstheme="majorBidi" w:hint="default"/>
+          <w:rFonts w:ascii="Cambria" w:hAnsi="Cambria" w:cstheme="majorBidi" w:hint="default"/>
           <w:color w:val="4472C4" w:themeColor="accent5"/>
-          <w:sz w:val="28"/>
-          <w:szCs w:val="32"/>
+          <w:sz w:val="26"/>
+          <w:szCs w:val="26"/>
         </w:rPr>
       </w:pPr>
       <w:r>
         <w:rPr>
           <w:rStyle w:val="Strong"/>
-          <w:rFonts w:ascii="Arial Black" w:hAnsi="Arial Black" w:cstheme="majorBidi" w:hint="default"/>
+          <w:rFonts w:ascii="Cambria" w:hAnsi="Cambria" w:cstheme="majorBidi" w:hint="default"/>
           <w:b/>
           <w:bCs/>
           <w:color w:val="4472C4" w:themeColor="accent5"/>
-          <w:sz w:val="28"/>
-          <w:szCs w:val="32"/>
+          <w:sz w:val="26"/>
+          <w:szCs w:val="26"/>
         </w:rPr>
         <w:t>ABOUT ME</w:t>
       </w:r>
@@ -427,7 +424,7 @@
         <w:spacing w:before="120" w:beforeAutospacing="0" w:after="120" w:afterAutospacing="0"/>
         <w:jc w:val="both"/>
         <w:rPr>
-          <w:rFonts w:ascii="Arial Black" w:hAnsi="Arial Black" w:cstheme="majorBidi" w:hint="default"/>
+          <w:rFonts w:ascii="Cambria" w:hAnsi="Cambria" w:cstheme="majorBidi" w:hint="default"/>
           <w:color w:val="4472C4" w:themeColor="accent5"/>
           <w:sz w:val="28"/>
           <w:szCs w:val="32"/>
@@ -436,7 +433,7 @@
       <w:r>
         <w:rPr>
           <w:rStyle w:val="Strong"/>
-          <w:rFonts w:ascii="Arial Black" w:hAnsi="Arial Black" w:cstheme="majorBidi" w:hint="default"/>
+          <w:rFonts w:ascii="Cambria" w:hAnsi="Cambria" w:cstheme="majorBidi" w:hint="default"/>
           <w:b/>
           <w:bCs/>
           <w:color w:val="4472C4" w:themeColor="accent5"/>
@@ -661,7 +658,18 @@
           <w:szCs w:val="24"/>
           <w:lang w:eastAsia="en-US"/>
         </w:rPr>
-        <w:t xml:space="preserve">, authentication-aware UI flows, JWT-based session handling, role-based rendering, file upload workflows, pagination patterns, filter orchestration, error-state modeling, </w:t>
+        <w:t xml:space="preserve">, authentication-aware UI flows, JWT-based session </w:t>
+      </w:r>
+      <w:bookmarkStart w:id="0" w:name="_GoBack"/>
+      <w:bookmarkEnd w:id="0"/>
+      <w:r>
+        <w:rPr>
+          <w:rFonts w:ascii="Times New Roman" w:eastAsia="Times New Roman" w:hAnsi="Times New Roman" w:cs="Times New Roman"/>
+          <w:sz w:val="22"/>
+          <w:szCs w:val="24"/>
+          <w:lang w:eastAsia="en-US"/>
+        </w:rPr>
+        <w:t xml:space="preserve">handling, role-based rendering, file upload workflows, pagination patterns, filter orchestration, error-state modeling, </w:t>
       </w:r>
       <w:proofErr w:type="spellStart"/>
       <w:r>
@@ -1001,7 +1009,7 @@
         <w:spacing w:before="100" w:after="120" w:afterAutospacing="0"/>
         <w:jc w:val="both"/>
         <w:rPr>
-          <w:rFonts w:ascii="Arial Black" w:hAnsi="Arial Black" w:cstheme="majorBidi" w:hint="default"/>
+          <w:rFonts w:ascii="Cambria" w:hAnsi="Cambria" w:cstheme="majorBidi" w:hint="default"/>
           <w:color w:val="4472C4" w:themeColor="accent5"/>
           <w:sz w:val="28"/>
           <w:szCs w:val="32"/>
@@ -1010,7 +1018,7 @@
       <w:r>
         <w:rPr>
           <w:rStyle w:val="Strong"/>
-          <w:rFonts w:ascii="Arial Black" w:hAnsi="Arial Black" w:cstheme="majorBidi" w:hint="default"/>
+          <w:rFonts w:ascii="Cambria" w:hAnsi="Cambria" w:cstheme="majorBidi" w:hint="default"/>
           <w:b/>
           <w:bCs/>
           <w:color w:val="4472C4" w:themeColor="accent5"/>
@@ -1027,14 +1035,14 @@
         <w:jc w:val="both"/>
         <w:rPr>
           <w:rStyle w:val="Strong"/>
-          <w:rFonts w:ascii="Arial Black" w:hAnsi="Arial Black" w:cstheme="majorBidi"/>
+          <w:rFonts w:ascii="Arial" w:hAnsi="Arial" w:cs="Arial"/>
           <w:szCs w:val="28"/>
         </w:rPr>
       </w:pPr>
       <w:r>
         <w:rPr>
           <w:rStyle w:val="Strong"/>
-          <w:rFonts w:ascii="Arial Black" w:hAnsi="Arial Black" w:cstheme="majorBidi"/>
+          <w:rFonts w:ascii="Arial" w:hAnsi="Arial" w:cs="Arial"/>
           <w:szCs w:val="28"/>
         </w:rPr>
         <w:t>Senior Software Engineer</w:t>
@@ -1064,14 +1072,7 @@
           <w:rFonts w:asciiTheme="majorBidi" w:hAnsiTheme="majorBidi" w:cstheme="majorBidi"/>
           <w:szCs w:val="28"/>
         </w:rPr>
-        <w:t xml:space="preserve"> </w:t>
-      </w:r>
-      <w:r>
-        <w:rPr>
-          <w:rFonts w:asciiTheme="majorBidi" w:hAnsiTheme="majorBidi" w:cstheme="majorBidi"/>
-          <w:szCs w:val="28"/>
-        </w:rPr>
-        <w:t xml:space="preserve">| Bucharest, Romania </w:t>
+        <w:t xml:space="preserve">, Remote </w:t>
       </w:r>
       <w:r>
         <w:rPr>
@@ -1108,7 +1109,7 @@
           <w:ilvl w:val="0"/>
           <w:numId w:val="38"/>
         </w:numPr>
-        <w:spacing w:before="100" w:beforeAutospacing="1" w:after="100" w:afterAutospacing="1"/>
+        <w:spacing w:after="120"/>
         <w:jc w:val="both"/>
         <w:rPr>
           <w:rFonts w:ascii="Times New Roman" w:eastAsia="Times New Roman" w:hAnsi="Times New Roman" w:cs="Times New Roman"/>
@@ -1222,7 +1223,7 @@
           <w:ilvl w:val="0"/>
           <w:numId w:val="38"/>
         </w:numPr>
-        <w:spacing w:before="100" w:beforeAutospacing="1" w:after="100" w:afterAutospacing="1"/>
+        <w:spacing w:after="120"/>
         <w:jc w:val="both"/>
         <w:rPr>
           <w:rFonts w:ascii="Times New Roman" w:eastAsia="Times New Roman" w:hAnsi="Times New Roman" w:cs="Times New Roman"/>
@@ -1268,7 +1269,7 @@
           <w:ilvl w:val="0"/>
           <w:numId w:val="38"/>
         </w:numPr>
-        <w:spacing w:before="100" w:beforeAutospacing="1" w:after="100" w:afterAutospacing="1"/>
+        <w:spacing w:after="120"/>
         <w:jc w:val="both"/>
         <w:rPr>
           <w:rFonts w:ascii="Times New Roman" w:eastAsia="Times New Roman" w:hAnsi="Times New Roman" w:cs="Times New Roman"/>
@@ -1334,7 +1335,7 @@
           <w:ilvl w:val="0"/>
           <w:numId w:val="38"/>
         </w:numPr>
-        <w:spacing w:before="100" w:beforeAutospacing="1" w:after="100" w:afterAutospacing="1"/>
+        <w:spacing w:after="120"/>
         <w:jc w:val="both"/>
         <w:rPr>
           <w:rFonts w:ascii="Times New Roman" w:eastAsia="Times New Roman" w:hAnsi="Times New Roman" w:cs="Times New Roman"/>
@@ -1381,7 +1382,7 @@
           <w:ilvl w:val="0"/>
           <w:numId w:val="38"/>
         </w:numPr>
-        <w:spacing w:before="100" w:beforeAutospacing="1" w:after="100" w:afterAutospacing="1"/>
+        <w:spacing w:after="120"/>
         <w:jc w:val="both"/>
         <w:rPr>
           <w:rFonts w:ascii="Times New Roman" w:eastAsia="Times New Roman" w:hAnsi="Times New Roman" w:cs="Times New Roman"/>
@@ -1407,7 +1408,7 @@
           <w:ilvl w:val="0"/>
           <w:numId w:val="38"/>
         </w:numPr>
-        <w:spacing w:before="100" w:beforeAutospacing="1" w:after="100" w:afterAutospacing="1"/>
+        <w:spacing w:after="120"/>
         <w:jc w:val="both"/>
         <w:rPr>
           <w:rFonts w:ascii="Times New Roman" w:eastAsia="Times New Roman" w:hAnsi="Times New Roman" w:cs="Times New Roman"/>
@@ -1453,7 +1454,7 @@
           <w:ilvl w:val="0"/>
           <w:numId w:val="38"/>
         </w:numPr>
-        <w:spacing w:before="100" w:beforeAutospacing="1" w:after="100" w:afterAutospacing="1"/>
+        <w:spacing w:after="120"/>
         <w:jc w:val="both"/>
         <w:rPr>
           <w:rFonts w:ascii="Times New Roman" w:eastAsia="Times New Roman" w:hAnsi="Times New Roman" w:cs="Times New Roman"/>
@@ -1469,7 +1470,6 @@
           <w:szCs w:val="24"/>
           <w:lang w:eastAsia="en-US"/>
         </w:rPr>
-        <w:lastRenderedPageBreak/>
         <w:t xml:space="preserve">Improved frontend performance on high-density reporting screens by introducing smarter lazy loading, lighter reusable card components, and tighter payload mapping, which helped reduce visible rendering lag by </w:t>
       </w:r>
       <w:r>
@@ -1500,7 +1500,7 @@
           <w:ilvl w:val="0"/>
           <w:numId w:val="38"/>
         </w:numPr>
-        <w:spacing w:before="100" w:beforeAutospacing="1" w:after="100" w:afterAutospacing="1"/>
+        <w:spacing w:after="120"/>
         <w:jc w:val="both"/>
         <w:rPr>
           <w:rFonts w:ascii="Times New Roman" w:eastAsia="Times New Roman" w:hAnsi="Times New Roman" w:cs="Times New Roman"/>
@@ -1516,6 +1516,7 @@
           <w:szCs w:val="24"/>
           <w:lang w:eastAsia="en-US"/>
         </w:rPr>
+        <w:lastRenderedPageBreak/>
         <w:t>Introduced a more maintainable design system approach with shared spacing, typography, empty states, and feedback patterns, which improved visual consistency and reduced UI review churn across newly delivered screens.</w:t>
       </w:r>
     </w:p>
@@ -1526,7 +1527,7 @@
           <w:ilvl w:val="0"/>
           <w:numId w:val="38"/>
         </w:numPr>
-        <w:spacing w:before="100" w:beforeAutospacing="1" w:after="100" w:afterAutospacing="1"/>
+        <w:spacing w:after="120"/>
         <w:jc w:val="both"/>
         <w:rPr>
           <w:rFonts w:ascii="Times New Roman" w:eastAsia="Times New Roman" w:hAnsi="Times New Roman" w:cs="Times New Roman"/>
@@ -1552,7 +1553,7 @@
           <w:ilvl w:val="0"/>
           <w:numId w:val="38"/>
         </w:numPr>
-        <w:spacing w:before="100" w:beforeAutospacing="1" w:after="100" w:afterAutospacing="1"/>
+        <w:spacing w:after="120"/>
         <w:jc w:val="both"/>
         <w:rPr>
           <w:rFonts w:ascii="Times New Roman" w:eastAsia="Times New Roman" w:hAnsi="Times New Roman" w:cs="Times New Roman"/>
@@ -1578,7 +1579,7 @@
           <w:ilvl w:val="0"/>
           <w:numId w:val="38"/>
         </w:numPr>
-        <w:spacing w:before="100" w:beforeAutospacing="1" w:after="100" w:afterAutospacing="1"/>
+        <w:spacing w:after="120"/>
         <w:jc w:val="both"/>
         <w:rPr>
           <w:rFonts w:ascii="Times New Roman" w:eastAsia="Times New Roman" w:hAnsi="Times New Roman" w:cs="Times New Roman"/>
@@ -1624,7 +1625,7 @@
           <w:ilvl w:val="0"/>
           <w:numId w:val="38"/>
         </w:numPr>
-        <w:spacing w:before="100" w:beforeAutospacing="1" w:after="100" w:afterAutospacing="1"/>
+        <w:spacing w:after="120"/>
         <w:jc w:val="both"/>
         <w:rPr>
           <w:rFonts w:ascii="Times New Roman" w:eastAsia="Times New Roman" w:hAnsi="Times New Roman" w:cs="Times New Roman"/>
@@ -1723,14 +1724,14 @@
         <w:jc w:val="both"/>
         <w:rPr>
           <w:rStyle w:val="Strong"/>
-          <w:rFonts w:ascii="Arial Black" w:hAnsi="Arial Black" w:cstheme="majorBidi"/>
+          <w:rFonts w:ascii="Arial" w:hAnsi="Arial" w:cs="Arial"/>
           <w:szCs w:val="28"/>
         </w:rPr>
       </w:pPr>
       <w:r>
         <w:rPr>
           <w:rStyle w:val="Strong"/>
-          <w:rFonts w:ascii="Arial Black" w:hAnsi="Arial Black" w:cstheme="majorBidi"/>
+          <w:rFonts w:ascii="Arial" w:hAnsi="Arial" w:cs="Arial"/>
           <w:szCs w:val="28"/>
         </w:rPr>
         <w:t>Software Engineer</w:t>
@@ -1761,14 +1762,14 @@
           <w:rFonts w:asciiTheme="majorBidi" w:hAnsiTheme="majorBidi" w:cstheme="majorBidi"/>
           <w:szCs w:val="28"/>
         </w:rPr>
-        <w:t xml:space="preserve"> </w:t>
+        <w:t>, Remote</w:t>
       </w:r>
       <w:r>
         <w:rPr>
           <w:rFonts w:asciiTheme="majorBidi" w:hAnsiTheme="majorBidi" w:cstheme="majorBidi"/>
           <w:szCs w:val="28"/>
         </w:rPr>
-        <w:t xml:space="preserve">| Ghent, Belgium </w:t>
+        <w:t xml:space="preserve"> </w:t>
       </w:r>
       <w:r>
         <w:rPr>
@@ -1805,7 +1806,7 @@
           <w:ilvl w:val="0"/>
           <w:numId w:val="39"/>
         </w:numPr>
-        <w:spacing w:before="100" w:beforeAutospacing="1" w:after="100" w:afterAutospacing="1"/>
+        <w:spacing w:after="120"/>
         <w:jc w:val="both"/>
         <w:rPr>
           <w:rFonts w:ascii="Times New Roman" w:eastAsia="Times New Roman" w:hAnsi="Times New Roman" w:cs="Times New Roman"/>
@@ -1939,7 +1940,7 @@
           <w:ilvl w:val="0"/>
           <w:numId w:val="39"/>
         </w:numPr>
-        <w:spacing w:before="100" w:beforeAutospacing="1" w:after="100" w:afterAutospacing="1"/>
+        <w:spacing w:after="120"/>
         <w:jc w:val="both"/>
         <w:rPr>
           <w:rFonts w:ascii="Times New Roman" w:eastAsia="Times New Roman" w:hAnsi="Times New Roman" w:cs="Times New Roman"/>
@@ -2005,7 +2006,7 @@
           <w:ilvl w:val="0"/>
           <w:numId w:val="39"/>
         </w:numPr>
-        <w:spacing w:before="100" w:beforeAutospacing="1" w:after="100" w:afterAutospacing="1"/>
+        <w:spacing w:after="120"/>
         <w:jc w:val="both"/>
         <w:rPr>
           <w:rFonts w:ascii="Times New Roman" w:eastAsia="Times New Roman" w:hAnsi="Times New Roman" w:cs="Times New Roman"/>
@@ -2051,7 +2052,7 @@
           <w:ilvl w:val="0"/>
           <w:numId w:val="39"/>
         </w:numPr>
-        <w:spacing w:before="100" w:beforeAutospacing="1" w:after="100" w:afterAutospacing="1"/>
+        <w:spacing w:after="120"/>
         <w:jc w:val="both"/>
         <w:rPr>
           <w:rFonts w:ascii="Times New Roman" w:eastAsia="Times New Roman" w:hAnsi="Times New Roman" w:cs="Times New Roman"/>
@@ -2077,7 +2078,7 @@
           <w:ilvl w:val="0"/>
           <w:numId w:val="39"/>
         </w:numPr>
-        <w:spacing w:before="100" w:beforeAutospacing="1" w:after="100" w:afterAutospacing="1"/>
+        <w:spacing w:after="120"/>
         <w:jc w:val="both"/>
         <w:rPr>
           <w:rFonts w:ascii="Times New Roman" w:eastAsia="Times New Roman" w:hAnsi="Times New Roman" w:cs="Times New Roman"/>
@@ -2123,7 +2124,7 @@
           <w:ilvl w:val="0"/>
           <w:numId w:val="39"/>
         </w:numPr>
-        <w:spacing w:before="100" w:beforeAutospacing="1" w:after="100" w:afterAutospacing="1"/>
+        <w:spacing w:after="120"/>
         <w:jc w:val="both"/>
         <w:rPr>
           <w:rFonts w:ascii="Times New Roman" w:eastAsia="Times New Roman" w:hAnsi="Times New Roman" w:cs="Times New Roman"/>
@@ -2149,7 +2150,7 @@
           <w:ilvl w:val="0"/>
           <w:numId w:val="39"/>
         </w:numPr>
-        <w:spacing w:before="100" w:beforeAutospacing="1" w:after="100" w:afterAutospacing="1"/>
+        <w:spacing w:after="120"/>
         <w:jc w:val="both"/>
         <w:rPr>
           <w:rFonts w:ascii="Times New Roman" w:eastAsia="Times New Roman" w:hAnsi="Times New Roman" w:cs="Times New Roman"/>
@@ -2195,7 +2196,7 @@
           <w:ilvl w:val="0"/>
           <w:numId w:val="39"/>
         </w:numPr>
-        <w:spacing w:before="100" w:beforeAutospacing="1" w:after="100" w:afterAutospacing="1"/>
+        <w:spacing w:after="120"/>
         <w:jc w:val="both"/>
         <w:rPr>
           <w:rFonts w:ascii="Times New Roman" w:eastAsia="Times New Roman" w:hAnsi="Times New Roman" w:cs="Times New Roman"/>
@@ -2221,7 +2222,7 @@
           <w:ilvl w:val="0"/>
           <w:numId w:val="39"/>
         </w:numPr>
-        <w:spacing w:before="100" w:beforeAutospacing="1" w:after="100" w:afterAutospacing="1"/>
+        <w:spacing w:after="120"/>
         <w:jc w:val="both"/>
         <w:rPr>
           <w:rFonts w:ascii="Times New Roman" w:eastAsia="Times New Roman" w:hAnsi="Times New Roman" w:cs="Times New Roman"/>
@@ -2267,7 +2268,7 @@
           <w:ilvl w:val="0"/>
           <w:numId w:val="39"/>
         </w:numPr>
-        <w:spacing w:before="100" w:beforeAutospacing="1" w:after="100" w:afterAutospacing="1"/>
+        <w:spacing w:after="120"/>
         <w:jc w:val="both"/>
         <w:rPr>
           <w:rFonts w:ascii="Times New Roman" w:eastAsia="Times New Roman" w:hAnsi="Times New Roman" w:cs="Times New Roman"/>
@@ -2313,7 +2314,7 @@
           <w:ilvl w:val="0"/>
           <w:numId w:val="39"/>
         </w:numPr>
-        <w:spacing w:before="100" w:beforeAutospacing="1" w:after="100" w:afterAutospacing="1"/>
+        <w:spacing w:after="120"/>
         <w:jc w:val="both"/>
         <w:rPr>
           <w:rFonts w:ascii="Times New Roman" w:eastAsia="Times New Roman" w:hAnsi="Times New Roman" w:cs="Times New Roman"/>
@@ -2399,26 +2400,17 @@
         <w:jc w:val="both"/>
         <w:rPr>
           <w:rStyle w:val="Strong"/>
-          <w:rFonts w:ascii="Arial Black" w:hAnsi="Arial Black" w:cstheme="majorBidi"/>
+          <w:rFonts w:ascii="Arial" w:hAnsi="Arial" w:cs="Arial"/>
           <w:szCs w:val="28"/>
         </w:rPr>
       </w:pPr>
       <w:r>
         <w:rPr>
           <w:rStyle w:val="Strong"/>
-          <w:rFonts w:ascii="Arial Black" w:hAnsi="Arial Black" w:cstheme="majorBidi"/>
-          <w:b w:val="0"/>
+          <w:rFonts w:ascii="Arial" w:hAnsi="Arial" w:cs="Arial"/>
           <w:szCs w:val="28"/>
         </w:rPr>
-        <w:t>Software</w:t>
-      </w:r>
-      <w:r>
-        <w:rPr>
-          <w:rStyle w:val="Strong"/>
-          <w:rFonts w:ascii="Arial Black" w:hAnsi="Arial Black" w:cstheme="majorBidi"/>
-          <w:szCs w:val="28"/>
-        </w:rPr>
-        <w:t xml:space="preserve"> Developer</w:t>
+        <w:t>Software Developer</w:t>
       </w:r>
     </w:p>
     <w:p>
@@ -2448,14 +2440,14 @@
           <w:rFonts w:asciiTheme="majorBidi" w:hAnsiTheme="majorBidi" w:cstheme="majorBidi"/>
           <w:szCs w:val="28"/>
         </w:rPr>
-        <w:t xml:space="preserve"> </w:t>
+        <w:t>, Remote</w:t>
       </w:r>
       <w:r>
         <w:rPr>
           <w:rFonts w:asciiTheme="majorBidi" w:hAnsiTheme="majorBidi" w:cstheme="majorBidi"/>
           <w:szCs w:val="28"/>
         </w:rPr>
-        <w:t xml:space="preserve">| Stockholm, Sweden </w:t>
+        <w:t xml:space="preserve"> </w:t>
       </w:r>
       <w:r>
         <w:rPr>
@@ -2510,7 +2502,7 @@
           <w:ilvl w:val="0"/>
           <w:numId w:val="40"/>
         </w:numPr>
-        <w:spacing w:before="100" w:beforeAutospacing="1" w:after="100" w:afterAutospacing="1"/>
+        <w:spacing w:after="120"/>
         <w:jc w:val="both"/>
         <w:rPr>
           <w:rFonts w:ascii="Times New Roman" w:eastAsia="Times New Roman" w:hAnsi="Times New Roman" w:cs="Times New Roman"/>
@@ -2556,7 +2548,7 @@
           <w:ilvl w:val="0"/>
           <w:numId w:val="40"/>
         </w:numPr>
-        <w:spacing w:before="100" w:beforeAutospacing="1" w:after="100" w:afterAutospacing="1"/>
+        <w:spacing w:after="120"/>
         <w:jc w:val="both"/>
         <w:rPr>
           <w:rFonts w:ascii="Times New Roman" w:eastAsia="Times New Roman" w:hAnsi="Times New Roman" w:cs="Times New Roman"/>
@@ -2602,7 +2594,7 @@
           <w:ilvl w:val="0"/>
           <w:numId w:val="40"/>
         </w:numPr>
-        <w:spacing w:before="100" w:beforeAutospacing="1" w:after="100" w:afterAutospacing="1"/>
+        <w:spacing w:after="120"/>
         <w:jc w:val="both"/>
         <w:rPr>
           <w:rFonts w:ascii="Times New Roman" w:eastAsia="Times New Roman" w:hAnsi="Times New Roman" w:cs="Times New Roman"/>
@@ -2668,7 +2660,7 @@
           <w:ilvl w:val="0"/>
           <w:numId w:val="40"/>
         </w:numPr>
-        <w:spacing w:before="100" w:beforeAutospacing="1" w:after="100" w:afterAutospacing="1"/>
+        <w:spacing w:after="120"/>
         <w:jc w:val="both"/>
         <w:rPr>
           <w:rFonts w:ascii="Times New Roman" w:eastAsia="Times New Roman" w:hAnsi="Times New Roman" w:cs="Times New Roman"/>
@@ -2684,7 +2676,6 @@
           <w:szCs w:val="24"/>
           <w:lang w:eastAsia="en-US"/>
         </w:rPr>
-        <w:lastRenderedPageBreak/>
         <w:t>Solved a recurring browser-side defect where dependent dropdowns displayed outdated values after partial page refreshes, fixing the issue through clearer state resets and more reliable event-driven update handling.</w:t>
       </w:r>
     </w:p>
@@ -2695,7 +2686,7 @@
           <w:ilvl w:val="0"/>
           <w:numId w:val="40"/>
         </w:numPr>
-        <w:spacing w:before="100" w:beforeAutospacing="1" w:after="100" w:afterAutospacing="1"/>
+        <w:spacing w:after="120"/>
         <w:jc w:val="both"/>
         <w:rPr>
           <w:rFonts w:ascii="Times New Roman" w:eastAsia="Times New Roman" w:hAnsi="Times New Roman" w:cs="Times New Roman"/>
@@ -2721,7 +2712,7 @@
           <w:ilvl w:val="0"/>
           <w:numId w:val="40"/>
         </w:numPr>
-        <w:spacing w:before="100" w:beforeAutospacing="1" w:after="100" w:afterAutospacing="1"/>
+        <w:spacing w:after="120"/>
         <w:jc w:val="both"/>
         <w:rPr>
           <w:rFonts w:ascii="Times New Roman" w:eastAsia="Times New Roman" w:hAnsi="Times New Roman" w:cs="Times New Roman"/>
@@ -2747,7 +2738,7 @@
           <w:ilvl w:val="0"/>
           <w:numId w:val="40"/>
         </w:numPr>
-        <w:spacing w:before="100" w:beforeAutospacing="1" w:after="100" w:afterAutospacing="1"/>
+        <w:spacing w:after="120"/>
         <w:jc w:val="both"/>
         <w:rPr>
           <w:rFonts w:ascii="Times New Roman" w:eastAsia="Times New Roman" w:hAnsi="Times New Roman" w:cs="Times New Roman"/>
@@ -2763,6 +2754,7 @@
           <w:szCs w:val="24"/>
           <w:lang w:eastAsia="en-US"/>
         </w:rPr>
+        <w:lastRenderedPageBreak/>
         <w:t xml:space="preserve">Reduced page sluggishness on large result sets by optimizing rendering loops, limiting unnecessary DOM updates, and improving pagination behavior, which helped high-volume users navigate data more efficiently by </w:t>
       </w:r>
       <w:r>
@@ -2793,7 +2785,7 @@
           <w:ilvl w:val="0"/>
           <w:numId w:val="40"/>
         </w:numPr>
-        <w:spacing w:before="100" w:beforeAutospacing="1" w:after="100" w:afterAutospacing="1"/>
+        <w:spacing w:after="120"/>
         <w:jc w:val="both"/>
         <w:rPr>
           <w:rFonts w:ascii="Times New Roman" w:eastAsia="Times New Roman" w:hAnsi="Times New Roman" w:cs="Times New Roman"/>
@@ -2819,7 +2811,7 @@
           <w:ilvl w:val="0"/>
           <w:numId w:val="40"/>
         </w:numPr>
-        <w:spacing w:before="100" w:beforeAutospacing="1" w:after="100" w:afterAutospacing="1"/>
+        <w:spacing w:after="120"/>
         <w:jc w:val="both"/>
         <w:rPr>
           <w:rFonts w:ascii="Times New Roman" w:eastAsia="Times New Roman" w:hAnsi="Times New Roman" w:cs="Times New Roman"/>
@@ -2845,7 +2837,7 @@
           <w:ilvl w:val="0"/>
           <w:numId w:val="40"/>
         </w:numPr>
-        <w:spacing w:before="100" w:beforeAutospacing="1" w:after="100" w:afterAutospacing="1"/>
+        <w:spacing w:after="120"/>
         <w:jc w:val="both"/>
         <w:rPr>
           <w:rFonts w:ascii="Times New Roman" w:eastAsia="Times New Roman" w:hAnsi="Times New Roman" w:cs="Times New Roman"/>
@@ -2890,14 +2882,14 @@
         <w:spacing w:beforeAutospacing="0" w:afterAutospacing="0"/>
         <w:jc w:val="both"/>
         <w:rPr>
-          <w:rFonts w:asciiTheme="majorBidi" w:hAnsiTheme="majorBidi" w:cstheme="majorBidi"/>
+          <w:rFonts w:ascii="Arial" w:hAnsi="Arial" w:cs="Arial"/>
           <w:szCs w:val="28"/>
         </w:rPr>
       </w:pPr>
       <w:r>
         <w:rPr>
           <w:rStyle w:val="Strong"/>
-          <w:rFonts w:ascii="Arial Black" w:hAnsi="Arial Black" w:cstheme="majorBidi"/>
+          <w:rFonts w:ascii="Arial" w:hAnsi="Arial" w:cs="Arial"/>
           <w:szCs w:val="28"/>
         </w:rPr>
         <w:t>Junior Software Developer</w:t>
@@ -2928,7 +2920,14 @@
           <w:rFonts w:asciiTheme="majorBidi" w:hAnsiTheme="majorBidi" w:cstheme="majorBidi"/>
           <w:szCs w:val="28"/>
         </w:rPr>
-        <w:t xml:space="preserve"> | </w:t>
+        <w:t>,</w:t>
+      </w:r>
+      <w:r>
+        <w:rPr>
+          <w:rFonts w:asciiTheme="majorBidi" w:hAnsiTheme="majorBidi" w:cstheme="majorBidi"/>
+          <w:szCs w:val="28"/>
+        </w:rPr>
+        <w:t xml:space="preserve"> </w:t>
       </w:r>
       <w:proofErr w:type="spellStart"/>
       <w:r>
@@ -2981,7 +2980,7 @@
           <w:ilvl w:val="0"/>
           <w:numId w:val="41"/>
         </w:numPr>
-        <w:spacing w:before="100" w:beforeAutospacing="1" w:after="100" w:afterAutospacing="1"/>
+        <w:spacing w:after="120"/>
         <w:jc w:val="both"/>
         <w:rPr>
           <w:rFonts w:ascii="Times New Roman" w:eastAsia="Times New Roman" w:hAnsi="Times New Roman" w:cs="Times New Roman"/>
@@ -3027,7 +3026,7 @@
           <w:ilvl w:val="0"/>
           <w:numId w:val="41"/>
         </w:numPr>
-        <w:spacing w:before="100" w:beforeAutospacing="1" w:after="100" w:afterAutospacing="1"/>
+        <w:spacing w:after="120"/>
         <w:jc w:val="both"/>
         <w:rPr>
           <w:rFonts w:ascii="Times New Roman" w:eastAsia="Times New Roman" w:hAnsi="Times New Roman" w:cs="Times New Roman"/>
@@ -3053,7 +3052,7 @@
           <w:ilvl w:val="0"/>
           <w:numId w:val="41"/>
         </w:numPr>
-        <w:spacing w:before="100" w:beforeAutospacing="1" w:after="100" w:afterAutospacing="1"/>
+        <w:spacing w:after="120"/>
         <w:jc w:val="both"/>
         <w:rPr>
           <w:rFonts w:ascii="Times New Roman" w:eastAsia="Times New Roman" w:hAnsi="Times New Roman" w:cs="Times New Roman"/>
@@ -3079,7 +3078,7 @@
           <w:ilvl w:val="0"/>
           <w:numId w:val="41"/>
         </w:numPr>
-        <w:spacing w:before="100" w:beforeAutospacing="1" w:after="100" w:afterAutospacing="1"/>
+        <w:spacing w:after="120"/>
         <w:jc w:val="both"/>
         <w:rPr>
           <w:rFonts w:ascii="Times New Roman" w:eastAsia="Times New Roman" w:hAnsi="Times New Roman" w:cs="Times New Roman"/>
@@ -3105,7 +3104,7 @@
           <w:ilvl w:val="0"/>
           <w:numId w:val="41"/>
         </w:numPr>
-        <w:spacing w:before="100" w:beforeAutospacing="1" w:after="100" w:afterAutospacing="1"/>
+        <w:spacing w:after="120"/>
         <w:jc w:val="both"/>
         <w:rPr>
           <w:rFonts w:ascii="Times New Roman" w:eastAsia="Times New Roman" w:hAnsi="Times New Roman" w:cs="Times New Roman"/>
@@ -3131,7 +3130,7 @@
           <w:ilvl w:val="0"/>
           <w:numId w:val="41"/>
         </w:numPr>
-        <w:spacing w:before="100" w:beforeAutospacing="1" w:after="100" w:afterAutospacing="1"/>
+        <w:spacing w:after="120"/>
         <w:jc w:val="both"/>
         <w:rPr>
           <w:rFonts w:ascii="Times New Roman" w:eastAsia="Times New Roman" w:hAnsi="Times New Roman" w:cs="Times New Roman"/>
@@ -3157,7 +3156,7 @@
           <w:ilvl w:val="0"/>
           <w:numId w:val="41"/>
         </w:numPr>
-        <w:spacing w:before="100" w:beforeAutospacing="1" w:after="100" w:afterAutospacing="1"/>
+        <w:spacing w:after="120"/>
         <w:jc w:val="both"/>
         <w:rPr>
           <w:rFonts w:ascii="Times New Roman" w:eastAsia="Times New Roman" w:hAnsi="Times New Roman" w:cs="Times New Roman"/>
@@ -3183,7 +3182,7 @@
           <w:ilvl w:val="0"/>
           <w:numId w:val="41"/>
         </w:numPr>
-        <w:spacing w:before="100" w:beforeAutospacing="1" w:after="100" w:afterAutospacing="1"/>
+        <w:spacing w:after="120"/>
         <w:jc w:val="both"/>
         <w:rPr>
           <w:rFonts w:ascii="Times New Roman" w:eastAsia="Times New Roman" w:hAnsi="Times New Roman" w:cs="Times New Roman"/>
@@ -3209,7 +3208,7 @@
           <w:ilvl w:val="0"/>
           <w:numId w:val="41"/>
         </w:numPr>
-        <w:spacing w:before="100" w:beforeAutospacing="1" w:after="100" w:afterAutospacing="1"/>
+        <w:spacing w:after="120"/>
         <w:jc w:val="both"/>
         <w:rPr>
           <w:rFonts w:ascii="Times New Roman" w:eastAsia="Times New Roman" w:hAnsi="Times New Roman" w:cs="Times New Roman"/>
@@ -3256,7 +3255,7 @@
         <w:spacing w:after="120"/>
         <w:jc w:val="both"/>
         <w:rPr>
-          <w:rFonts w:asciiTheme="majorBidi" w:hAnsiTheme="majorBidi" w:cstheme="majorBidi"/>
+          <w:rFonts w:ascii="Georgia" w:hAnsi="Georgia" w:cstheme="majorBidi"/>
           <w:b/>
           <w:bCs/>
           <w:color w:val="4472C4" w:themeColor="accent5"/>
@@ -3267,7 +3266,7 @@
       <w:r>
         <w:rPr>
           <w:rStyle w:val="Strong"/>
-          <w:rFonts w:ascii="Arial Black" w:hAnsi="Arial Black" w:cstheme="majorBidi"/>
+          <w:rFonts w:ascii="Georgia" w:hAnsi="Georgia" w:cstheme="majorBidi"/>
           <w:color w:val="4472C4" w:themeColor="accent5"/>
           <w:sz w:val="28"/>
           <w:szCs w:val="32"/>
@@ -3288,7 +3287,7 @@
       <w:r>
         <w:rPr>
           <w:rStyle w:val="Strong"/>
-          <w:rFonts w:ascii="Arial Black" w:hAnsi="Arial Black" w:cstheme="majorBidi"/>
+          <w:rFonts w:ascii="Arial" w:hAnsi="Arial" w:cs="Arial"/>
           <w:szCs w:val="28"/>
         </w:rPr>
         <w:t>Bachelor’s Degree in Computer Science</w:t>
@@ -3357,7 +3356,7 @@
         <w:jc w:val="both"/>
         <w:rPr>
           <w:rStyle w:val="Strong"/>
-          <w:rFonts w:ascii="Arial Black" w:hAnsi="Arial Black" w:cstheme="majorBidi"/>
+          <w:rFonts w:ascii="Georgia" w:hAnsi="Georgia" w:cstheme="majorBidi"/>
           <w:color w:val="4472C4" w:themeColor="accent5"/>
           <w:sz w:val="28"/>
           <w:szCs w:val="32"/>
@@ -3366,7 +3365,7 @@
       <w:r>
         <w:rPr>
           <w:rStyle w:val="Strong"/>
-          <w:rFonts w:ascii="Arial Black" w:hAnsi="Arial Black" w:cstheme="majorBidi"/>
+          <w:rFonts w:ascii="Georgia" w:hAnsi="Georgia" w:cstheme="majorBidi"/>
           <w:color w:val="4472C4" w:themeColor="accent5"/>
           <w:sz w:val="28"/>
           <w:szCs w:val="32"/>

--- a/Gabriel/Vue/GABRIEL POPA.docx
+++ b/Gabriel/Vue/GABRIEL POPA.docx
@@ -116,10 +116,11 @@
           <w:rFonts w:ascii="Cambria" w:hAnsi="Cambria" w:cstheme="majorBidi"/>
           <w:bCs/>
           <w:color w:val="000000" w:themeColor="text1"/>
-          <w:sz w:val="21"/>
+          <w:sz w:val="20"/>
           <w:szCs w:val="21"/>
         </w:rPr>
       </w:pPr>
+      <w:bookmarkStart w:id="0" w:name="_GoBack"/>
       <w:proofErr w:type="spellStart"/>
       <w:r>
         <w:rPr>
@@ -127,7 +128,7 @@
           <w:rFonts w:ascii="Cambria" w:hAnsi="Cambria" w:cstheme="majorBidi"/>
           <w:bCs/>
           <w:color w:val="000000" w:themeColor="text1"/>
-          <w:sz w:val="21"/>
+          <w:sz w:val="20"/>
           <w:szCs w:val="21"/>
         </w:rPr>
         <w:t>Cluj</w:t>
@@ -139,67 +140,13 @@
           <w:rFonts w:ascii="Cambria" w:hAnsi="Cambria" w:cstheme="majorBidi"/>
           <w:bCs/>
           <w:color w:val="000000" w:themeColor="text1"/>
-          <w:sz w:val="21"/>
+          <w:sz w:val="20"/>
           <w:szCs w:val="21"/>
         </w:rPr>
-        <w:t xml:space="preserve">, Romania | +40 764309991 | </w:t>
-      </w:r>
-      <w:r>
-        <w:rPr>
-          <w:rFonts w:ascii="Cambria" w:eastAsia="Times New Roman" w:hAnsi="Cambria" w:cstheme="majorBidi"/>
-          <w:bCs/>
-          <w:color w:val="000000" w:themeColor="text1"/>
-          <w:sz w:val="21"/>
-          <w:szCs w:val="21"/>
-          <w:lang w:eastAsia="en-US"/>
-        </w:rPr>
-        <w:t>popagabrial0523@gmail.com</w:t>
-      </w:r>
-      <w:r>
-        <w:rPr>
-          <w:rFonts w:ascii="Cambria" w:eastAsia="Times New Roman" w:hAnsi="Cambria" w:cstheme="majorBidi"/>
-          <w:bCs/>
-          <w:color w:val="000000" w:themeColor="text1"/>
-          <w:sz w:val="21"/>
-          <w:szCs w:val="21"/>
-          <w:lang w:eastAsia="en-US"/>
-        </w:rPr>
-        <w:t xml:space="preserve"> </w:t>
-      </w:r>
-      <w:r>
-        <w:rPr>
-          <w:rFonts w:ascii="Cambria" w:eastAsia="Times New Roman" w:hAnsi="Cambria" w:cstheme="majorBidi"/>
-          <w:bCs/>
-          <w:color w:val="000000" w:themeColor="text1"/>
-          <w:sz w:val="21"/>
-          <w:szCs w:val="21"/>
-          <w:lang w:eastAsia="en-US"/>
-        </w:rPr>
-        <w:t xml:space="preserve">| </w:t>
-      </w:r>
-      <w:r>
-        <w:rPr>
-          <w:rStyle w:val="NormalWebChar"/>
-          <w:rFonts w:ascii="Cambria" w:hAnsi="Cambria" w:cstheme="majorBidi"/>
-          <w:bCs/>
-          <w:color w:val="000000" w:themeColor="text1"/>
-          <w:sz w:val="21"/>
-          <w:szCs w:val="21"/>
-        </w:rPr>
-        <w:t>linkedi</w:t>
-      </w:r>
-      <w:r>
-        <w:rPr>
-          <w:rStyle w:val="NormalWebChar"/>
-          <w:rFonts w:ascii="Cambria" w:hAnsi="Cambria" w:cstheme="majorBidi"/>
-          <w:bCs/>
-          <w:color w:val="000000" w:themeColor="text1"/>
-          <w:sz w:val="21"/>
-          <w:szCs w:val="21"/>
-        </w:rPr>
-        <w:t>n.com/in/gabriel-popa-89ba643a4</w:t>
+        <w:t>, Romania | +40 764309991 | gabrielpdev@outlook.com | https://www.linkedin.com/in/gabriel-popa-12890b414/</w:t>
       </w:r>
     </w:p>
+    <w:bookmarkEnd w:id="0"/>
     <w:p>
       <w:pPr>
         <w:pStyle w:val="Heading3"/>
@@ -245,23 +192,13 @@
         </w:rPr>
         <w:t xml:space="preserve">Senior Frontend Engineer with 10+ years of experience building customer-facing web products across </w:t>
       </w:r>
-      <w:proofErr w:type="spellStart"/>
       <w:r>
         <w:rPr>
           <w:rStyle w:val="Strong"/>
           <w:rFonts w:ascii="Times New Roman" w:hAnsi="Times New Roman" w:cs="Times New Roman"/>
           <w:sz w:val="22"/>
         </w:rPr>
-        <w:t>SaaS</w:t>
-      </w:r>
-      <w:proofErr w:type="spellEnd"/>
-      <w:r>
-        <w:rPr>
-          <w:rStyle w:val="Strong"/>
-          <w:rFonts w:ascii="Times New Roman" w:hAnsi="Times New Roman" w:cs="Times New Roman"/>
-          <w:sz w:val="22"/>
-        </w:rPr>
-        <w:t>, business platforms, internal operations, and data-driven interfaces</w:t>
+        <w:t>SaaS, business platforms, internal operations, and data-driven interfaces</w:t>
       </w:r>
       <w:r>
         <w:rPr>
@@ -658,18 +595,7 @@
           <w:szCs w:val="24"/>
           <w:lang w:eastAsia="en-US"/>
         </w:rPr>
-        <w:t xml:space="preserve">, authentication-aware UI flows, JWT-based session </w:t>
-      </w:r>
-      <w:bookmarkStart w:id="0" w:name="_GoBack"/>
-      <w:bookmarkEnd w:id="0"/>
-      <w:r>
-        <w:rPr>
-          <w:rFonts w:ascii="Times New Roman" w:eastAsia="Times New Roman" w:hAnsi="Times New Roman" w:cs="Times New Roman"/>
-          <w:sz w:val="22"/>
-          <w:szCs w:val="24"/>
-          <w:lang w:eastAsia="en-US"/>
-        </w:rPr>
-        <w:t xml:space="preserve">handling, role-based rendering, file upload workflows, pagination patterns, filter orchestration, error-state modeling, </w:t>
+        <w:t xml:space="preserve">, authentication-aware UI flows, JWT-based session handling, role-based rendering, file upload workflows, pagination patterns, filter orchestration, error-state modeling, </w:t>
       </w:r>
       <w:proofErr w:type="spellStart"/>
       <w:r>
@@ -794,120 +720,36 @@
           <w:szCs w:val="24"/>
           <w:lang w:eastAsia="en-US"/>
         </w:rPr>
-        <w:t xml:space="preserve">Cloud &amp; </w:t>
+        <w:t>Cloud &amp; DevOps:</w:t>
+      </w:r>
+      <w:r>
+        <w:rPr>
+          <w:rFonts w:ascii="Times New Roman" w:eastAsia="Times New Roman" w:hAnsi="Times New Roman" w:cs="Times New Roman"/>
+          <w:sz w:val="22"/>
+          <w:szCs w:val="24"/>
+          <w:lang w:eastAsia="en-US"/>
+        </w:rPr>
+        <w:t xml:space="preserve"> Docker, </w:t>
       </w:r>
       <w:proofErr w:type="spellStart"/>
       <w:r>
         <w:rPr>
           <w:rFonts w:ascii="Times New Roman" w:eastAsia="Times New Roman" w:hAnsi="Times New Roman" w:cs="Times New Roman"/>
-          <w:b/>
-          <w:bCs/>
-          <w:sz w:val="22"/>
-          <w:szCs w:val="24"/>
-          <w:lang w:eastAsia="en-US"/>
-        </w:rPr>
-        <w:t>DevOps</w:t>
+          <w:sz w:val="22"/>
+          <w:szCs w:val="24"/>
+          <w:lang w:eastAsia="en-US"/>
+        </w:rPr>
+        <w:t>GitLab</w:t>
       </w:r>
       <w:proofErr w:type="spellEnd"/>
       <w:r>
         <w:rPr>
           <w:rFonts w:ascii="Times New Roman" w:eastAsia="Times New Roman" w:hAnsi="Times New Roman" w:cs="Times New Roman"/>
-          <w:b/>
-          <w:bCs/>
-          <w:sz w:val="22"/>
-          <w:szCs w:val="24"/>
-          <w:lang w:eastAsia="en-US"/>
-        </w:rPr>
-        <w:t>:</w:t>
-      </w:r>
-      <w:r>
-        <w:rPr>
-          <w:rFonts w:ascii="Times New Roman" w:eastAsia="Times New Roman" w:hAnsi="Times New Roman" w:cs="Times New Roman"/>
-          <w:sz w:val="22"/>
-          <w:szCs w:val="24"/>
-          <w:lang w:eastAsia="en-US"/>
-        </w:rPr>
-        <w:t xml:space="preserve"> </w:t>
-      </w:r>
-      <w:proofErr w:type="spellStart"/>
-      <w:r>
-        <w:rPr>
-          <w:rFonts w:ascii="Times New Roman" w:eastAsia="Times New Roman" w:hAnsi="Times New Roman" w:cs="Times New Roman"/>
-          <w:sz w:val="22"/>
-          <w:szCs w:val="24"/>
-          <w:lang w:eastAsia="en-US"/>
-        </w:rPr>
-        <w:t>Docker</w:t>
-      </w:r>
-      <w:proofErr w:type="spellEnd"/>
-      <w:r>
-        <w:rPr>
-          <w:rFonts w:ascii="Times New Roman" w:eastAsia="Times New Roman" w:hAnsi="Times New Roman" w:cs="Times New Roman"/>
-          <w:sz w:val="22"/>
-          <w:szCs w:val="24"/>
-          <w:lang w:eastAsia="en-US"/>
-        </w:rPr>
-        <w:t xml:space="preserve">, </w:t>
-      </w:r>
-      <w:proofErr w:type="spellStart"/>
-      <w:r>
-        <w:rPr>
-          <w:rFonts w:ascii="Times New Roman" w:eastAsia="Times New Roman" w:hAnsi="Times New Roman" w:cs="Times New Roman"/>
-          <w:sz w:val="22"/>
-          <w:szCs w:val="24"/>
-          <w:lang w:eastAsia="en-US"/>
-        </w:rPr>
-        <w:t>GitLab</w:t>
-      </w:r>
-      <w:proofErr w:type="spellEnd"/>
-      <w:r>
-        <w:rPr>
-          <w:rFonts w:ascii="Times New Roman" w:eastAsia="Times New Roman" w:hAnsi="Times New Roman" w:cs="Times New Roman"/>
-          <w:sz w:val="22"/>
-          <w:szCs w:val="24"/>
-          <w:lang w:eastAsia="en-US"/>
-        </w:rPr>
-        <w:t xml:space="preserve"> CI, </w:t>
-      </w:r>
-      <w:proofErr w:type="spellStart"/>
-      <w:r>
-        <w:rPr>
-          <w:rFonts w:ascii="Times New Roman" w:eastAsia="Times New Roman" w:hAnsi="Times New Roman" w:cs="Times New Roman"/>
-          <w:sz w:val="22"/>
-          <w:szCs w:val="24"/>
-          <w:lang w:eastAsia="en-US"/>
-        </w:rPr>
-        <w:t>GitHub</w:t>
-      </w:r>
-      <w:proofErr w:type="spellEnd"/>
-      <w:r>
-        <w:rPr>
-          <w:rFonts w:ascii="Times New Roman" w:eastAsia="Times New Roman" w:hAnsi="Times New Roman" w:cs="Times New Roman"/>
-          <w:sz w:val="22"/>
-          <w:szCs w:val="24"/>
-          <w:lang w:eastAsia="en-US"/>
-        </w:rPr>
-        <w:t xml:space="preserve"> Actions, </w:t>
-      </w:r>
-      <w:proofErr w:type="spellStart"/>
-      <w:r>
-        <w:rPr>
-          <w:rFonts w:ascii="Times New Roman" w:eastAsia="Times New Roman" w:hAnsi="Times New Roman" w:cs="Times New Roman"/>
-          <w:sz w:val="22"/>
-          <w:szCs w:val="24"/>
-          <w:lang w:eastAsia="en-US"/>
-        </w:rPr>
-        <w:t>Nginx</w:t>
-      </w:r>
-      <w:proofErr w:type="spellEnd"/>
-      <w:r>
-        <w:rPr>
-          <w:rFonts w:ascii="Times New Roman" w:eastAsia="Times New Roman" w:hAnsi="Times New Roman" w:cs="Times New Roman"/>
-          <w:sz w:val="22"/>
-          <w:szCs w:val="24"/>
-          <w:lang w:eastAsia="en-US"/>
-        </w:rPr>
-        <w:t xml:space="preserve"> environment awareness, Linux basics, frontend build pipelines, artifact packaging, deployment coordination, environment configuration, CDN-aware asset delivery, release validation support</w:t>
+          <w:sz w:val="22"/>
+          <w:szCs w:val="24"/>
+          <w:lang w:eastAsia="en-US"/>
+        </w:rPr>
+        <w:t xml:space="preserve"> CI, GitHub Actions, Nginx environment awareness, Linux basics, frontend build pipelines, artifact packaging, deployment coordination, environment configuration, CDN-aware asset delivery, release validation support</w:t>
       </w:r>
     </w:p>
     <w:p>
@@ -926,7 +768,6 @@
           <w:lang w:eastAsia="en-US"/>
         </w:rPr>
       </w:pPr>
-      <w:proofErr w:type="spellStart"/>
       <w:r>
         <w:rPr>
           <w:rFonts w:ascii="Times New Roman" w:eastAsia="Times New Roman" w:hAnsi="Times New Roman" w:cs="Times New Roman"/>
@@ -936,19 +777,7 @@
           <w:szCs w:val="24"/>
           <w:lang w:eastAsia="en-US"/>
         </w:rPr>
-        <w:t>Observability</w:t>
-      </w:r>
-      <w:proofErr w:type="spellEnd"/>
-      <w:r>
-        <w:rPr>
-          <w:rFonts w:ascii="Times New Roman" w:eastAsia="Times New Roman" w:hAnsi="Times New Roman" w:cs="Times New Roman"/>
-          <w:b/>
-          <w:bCs/>
-          <w:sz w:val="22"/>
-          <w:szCs w:val="24"/>
-          <w:lang w:eastAsia="en-US"/>
-        </w:rPr>
-        <w:t xml:space="preserve"> / Quality / Security:</w:t>
+        <w:t>Observability / Quality / Security:</w:t>
       </w:r>
       <w:r>
         <w:rPr>
@@ -2610,27 +2439,7 @@
           <w:szCs w:val="24"/>
           <w:lang w:eastAsia="en-US"/>
         </w:rPr>
-        <w:t xml:space="preserve">Helped transition legacy </w:t>
-      </w:r>
-      <w:proofErr w:type="spellStart"/>
-      <w:r>
-        <w:rPr>
-          <w:rFonts w:ascii="Times New Roman" w:eastAsia="Times New Roman" w:hAnsi="Times New Roman" w:cs="Times New Roman"/>
-          <w:sz w:val="22"/>
-          <w:szCs w:val="24"/>
-          <w:lang w:eastAsia="en-US"/>
-        </w:rPr>
-        <w:t>jQuery</w:t>
-      </w:r>
-      <w:proofErr w:type="spellEnd"/>
-      <w:r>
-        <w:rPr>
-          <w:rFonts w:ascii="Times New Roman" w:eastAsia="Times New Roman" w:hAnsi="Times New Roman" w:cs="Times New Roman"/>
-          <w:sz w:val="22"/>
-          <w:szCs w:val="24"/>
-          <w:lang w:eastAsia="en-US"/>
-        </w:rPr>
-        <w:t xml:space="preserve">-heavy pages into more maintainable </w:t>
+        <w:t xml:space="preserve">Helped transition legacy jQuery-heavy pages into more maintainable </w:t>
       </w:r>
       <w:proofErr w:type="spellStart"/>
       <w:r>
@@ -8660,7 +8469,6 @@
       <w:jc w:val="both"/>
     </w:pPr>
     <w:tblPr>
-      <w:tblInd w:w="0" w:type="dxa"/>
       <w:tblBorders>
         <w:top w:val="single" w:sz="4" w:space="0" w:color="auto"/>
         <w:left w:val="single" w:sz="4" w:space="0" w:color="auto"/>
@@ -8669,12 +8477,6 @@
         <w:insideH w:val="single" w:sz="4" w:space="0" w:color="auto"/>
         <w:insideV w:val="single" w:sz="4" w:space="0" w:color="auto"/>
       </w:tblBorders>
-      <w:tblCellMar>
-        <w:top w:w="0" w:type="dxa"/>
-        <w:left w:w="108" w:type="dxa"/>
-        <w:bottom w:w="0" w:type="dxa"/>
-        <w:right w:w="108" w:type="dxa"/>
-      </w:tblCellMar>
     </w:tblPr>
   </w:style>
   <w:style w:type="character" w:customStyle="1" w:styleId="NormalWebChar">
@@ -9006,7 +8808,6 @@
       <w:jc w:val="both"/>
     </w:pPr>
     <w:tblPr>
-      <w:tblInd w:w="0" w:type="dxa"/>
       <w:tblBorders>
         <w:top w:val="single" w:sz="4" w:space="0" w:color="auto"/>
         <w:left w:val="single" w:sz="4" w:space="0" w:color="auto"/>
@@ -9015,12 +8816,6 @@
         <w:insideH w:val="single" w:sz="4" w:space="0" w:color="auto"/>
         <w:insideV w:val="single" w:sz="4" w:space="0" w:color="auto"/>
       </w:tblBorders>
-      <w:tblCellMar>
-        <w:top w:w="0" w:type="dxa"/>
-        <w:left w:w="108" w:type="dxa"/>
-        <w:bottom w:w="0" w:type="dxa"/>
-        <w:right w:w="108" w:type="dxa"/>
-      </w:tblCellMar>
     </w:tblPr>
   </w:style>
   <w:style w:type="character" w:customStyle="1" w:styleId="NormalWebChar">

--- a/Gabriel/Vue/GABRIEL POPA.docx
+++ b/Gabriel/Vue/GABRIEL POPA.docx
@@ -120,7 +120,6 @@
           <w:szCs w:val="21"/>
         </w:rPr>
       </w:pPr>
-      <w:bookmarkStart w:id="0" w:name="_GoBack"/>
       <w:proofErr w:type="spellStart"/>
       <w:r>
         <w:rPr>
@@ -146,7 +145,6 @@
         <w:t>, Romania | +40 764309991 | gabrielpdev@outlook.com | https://www.linkedin.com/in/gabriel-popa-12890b414/</w:t>
       </w:r>
     </w:p>
-    <w:bookmarkEnd w:id="0"/>
     <w:p>
       <w:pPr>
         <w:pStyle w:val="Heading3"/>
@@ -919,7 +917,7 @@
           <w:sz w:val="22"/>
           <w:szCs w:val="28"/>
         </w:rPr>
-        <w:t xml:space="preserve">2024 – </w:t>
+        <w:t xml:space="preserve"> </w:t>
       </w:r>
       <w:r>
         <w:rPr>
@@ -928,7 +926,45 @@
           <w:sz w:val="22"/>
           <w:szCs w:val="28"/>
         </w:rPr>
-        <w:t>Dec 2025)</w:t>
+        <w:t xml:space="preserve">2024 – </w:t>
+      </w:r>
+      <w:r>
+        <w:rPr>
+          <w:rFonts w:asciiTheme="majorBidi" w:hAnsiTheme="majorBidi" w:cstheme="majorBidi"/>
+          <w:i/>
+          <w:sz w:val="22"/>
+          <w:szCs w:val="28"/>
+        </w:rPr>
+        <w:t>May</w:t>
+      </w:r>
+      <w:bookmarkStart w:id="0" w:name="_GoBack"/>
+      <w:bookmarkEnd w:id="0"/>
+      <w:r>
+        <w:rPr>
+          <w:rFonts w:asciiTheme="majorBidi" w:hAnsiTheme="majorBidi" w:cstheme="majorBidi"/>
+          <w:i/>
+          <w:sz w:val="22"/>
+          <w:szCs w:val="28"/>
+        </w:rPr>
+        <w:t xml:space="preserve"> 202</w:t>
+      </w:r>
+      <w:r>
+        <w:rPr>
+          <w:rFonts w:asciiTheme="majorBidi" w:hAnsiTheme="majorBidi" w:cstheme="majorBidi"/>
+          <w:i/>
+          <w:sz w:val="22"/>
+          <w:szCs w:val="28"/>
+        </w:rPr>
+        <w:t>6</w:t>
+      </w:r>
+      <w:r>
+        <w:rPr>
+          <w:rFonts w:asciiTheme="majorBidi" w:hAnsiTheme="majorBidi" w:cstheme="majorBidi"/>
+          <w:i/>
+          <w:sz w:val="22"/>
+          <w:szCs w:val="28"/>
+        </w:rPr>
+        <w:t>)</w:t>
       </w:r>
     </w:p>
     <w:p>
